--- a/AESOP_RESULTS_2026-10-18/1_Aesop_Result_Writeup.docx
+++ b/AESOP_RESULTS_2026-10-18/1_Aesop_Result_Writeup.docx
@@ -140,28 +140,43 @@
       </w:r>
     </w:p>
     <w:p>
+      <w:pPr>
+        <w:pStyle w:val="ListBullet2"/>
+      </w:pPr>
       <w:r>
-        <w:t xml:space="preserve">  - folk tales from 9 collections and 8 cultures: German, Celtic, Indian, Japanese, Chinese, Arabian, West African, and two Dakota collections written by Dakota authors;</w:t>
+        <w:t>folk tales from 9 collections and 8 cultures: German, Celtic, Indian, Japanese, Chinese, Arabian, West African, and two Dakota collections written by Dakota authors;</w:t>
       </w:r>
     </w:p>
     <w:p>
+      <w:pPr>
+        <w:pStyle w:val="ListBullet2"/>
+      </w:pPr>
       <w:r>
-        <w:t xml:space="preserve">  - the same folk tales with sentences shuffled inside each story block (control);</w:t>
+        <w:t>the same folk tales with sentences shuffled inside each story block (control);</w:t>
       </w:r>
     </w:p>
     <w:p>
+      <w:pPr>
+        <w:pStyle w:val="ListBullet2"/>
+      </w:pPr>
       <w:r>
-        <w:t xml:space="preserve">  - novels by Austen, Chesterton and Melville (control);</w:t>
+        <w:t>novels by Austen, Chesterton and Melville (control);</w:t>
       </w:r>
     </w:p>
     <w:p>
+      <w:pPr>
+        <w:pStyle w:val="ListBullet2"/>
+      </w:pPr>
       <w:r>
-        <w:t xml:space="preserve">  - the King James Bible;</w:t>
+        <w:t>the King James Bible;</w:t>
       </w:r>
     </w:p>
     <w:p>
+      <w:pPr>
+        <w:pStyle w:val="ListBullet2"/>
+      </w:pPr>
       <w:r>
-        <w:t xml:space="preserve">  - plus a small rules-only set and a small Bible-stories set.</w:t>
+        <w:t>plus a small rules-only set and a small Bible-stories set.</w:t>
       </w:r>
     </w:p>
     <w:p>
